--- a/downloads/sections/t15-l04-dialing-modes-do-not-survive-the-move-by-osmosis-learn.docx
+++ b/downloads/sections/t15-l04-dialing-modes-do-not-survive-the-move-by-osmosis-learn.docx
@@ -39,7 +39,7 @@
     </w:p>
     <w:p>
       <w:r>
-        <w:t>confirm. The dialer product page and the outbound product page describe progressive pacing in different words. Quote the page you use.. last checked 2026-10.</w:t>
+        <w:t>confirm. The dialer product page and the outbound product page describe progressive pacing in different words. Quote the page you use. last checked 2026-10.</w:t>
       </w:r>
     </w:p>
   </w:body>
